--- a/test_data/smlouva20_anon.docx
+++ b/test_data/smlouva20_anon.docx
@@ -179,7 +179,7 @@
         </w:numPr>
       </w:pPr>
       <w:r>
-        <w:t>[[PERSON_3]] – „s [[PERSON_2]]“</w:t>
+        <w:t>[[PERSON_2]] – „s [[PERSON_2]]“</w:t>
       </w:r>
     </w:p>
     <w:p>
@@ -190,7 +190,7 @@
         </w:numPr>
       </w:pPr>
       <w:r>
-        <w:t>[[PERSON_4]] – „o [[PERSON_4]]“</w:t>
+        <w:t>[[PERSON_3]] – „o [[PERSON_3]]“</w:t>
       </w:r>
     </w:p>
     <w:p>
@@ -201,7 +201,7 @@
         </w:numPr>
       </w:pPr>
       <w:r>
-        <w:t>[[PERSON_5]] – „k [[PERSON_5]]“</w:t>
+        <w:t>[[PERSON_4]] – „k [[PERSON_4]]“</w:t>
       </w:r>
     </w:p>
     <w:p>
@@ -212,7 +212,7 @@
         </w:numPr>
       </w:pPr>
       <w:r>
-        <w:t>[[PERSON_6]] – „pro [[PERSON_6]]“</w:t>
+        <w:t>[[PERSON_5]] – „pro [[PERSON_5]]“</w:t>
       </w:r>
     </w:p>
     <w:p>
@@ -223,7 +223,7 @@
         </w:numPr>
       </w:pPr>
       <w:r>
-        <w:t>[[PERSON_7]] – „s [[PERSON_7]]“</w:t>
+        <w:t>[[PERSON_6]] – „s [[PERSON_6]]“</w:t>
       </w:r>
     </w:p>
     <w:p>
@@ -234,7 +234,7 @@
         </w:numPr>
       </w:pPr>
       <w:r>
-        <w:t>[[PERSON_8]] – „u [[PERSON_8]]“</w:t>
+        <w:t>[[PERSON_7]] – „u [[PERSON_7]]“</w:t>
       </w:r>
     </w:p>
     <w:p>
@@ -245,7 +245,7 @@
         </w:numPr>
       </w:pPr>
       <w:r>
-        <w:t>[[PERSON_9]] – „od [[PERSON_9]]“</w:t>
+        <w:t>[[PERSON_8]] – „od [[PERSON_8]]“</w:t>
       </w:r>
     </w:p>
     <w:p>
@@ -256,7 +256,7 @@
         </w:numPr>
       </w:pPr>
       <w:r>
-        <w:t>[[PERSON_10]] – „pro [[PERSON_10]]“</w:t>
+        <w:t>[[PERSON_9]] – „pro [[PERSON_9]]“</w:t>
       </w:r>
     </w:p>
     <w:p>
@@ -267,7 +267,7 @@
         </w:numPr>
       </w:pPr>
       <w:r>
-        <w:t>[[PERSON_11]] – „k [[PERSON_11]]“</w:t>
+        <w:t>[[PERSON_10]] – „k [[PERSON_10]]“</w:t>
       </w:r>
     </w:p>
     <w:p>
@@ -278,7 +278,7 @@
         </w:numPr>
       </w:pPr>
       <w:r>
-        <w:t>[[PERSON_12]] – „s [[PERSON_12]]“</w:t>
+        <w:t>[[PERSON_11]] – „s [[PERSON_11]]“</w:t>
       </w:r>
     </w:p>
     <w:p>
@@ -289,7 +289,7 @@
         </w:numPr>
       </w:pPr>
       <w:r>
-        <w:t>[[PERSON_13]] – „o [[PERSON_13]]“</w:t>
+        <w:t>[[PERSON_12]] – „o [[PERSON_12]]“</w:t>
       </w:r>
     </w:p>
     <w:p>
@@ -300,7 +300,7 @@
         </w:numPr>
       </w:pPr>
       <w:r>
-        <w:t>[[PERSON_14]] – „k [[PERSON_14]]“</w:t>
+        <w:t>[[PERSON_13]] – „k [[PERSON_13]]“</w:t>
       </w:r>
     </w:p>
     <w:p>
@@ -311,7 +311,7 @@
         </w:numPr>
       </w:pPr>
       <w:r>
-        <w:t>[[PERSON_15]] – „s [[PERSON_15]]“</w:t>
+        <w:t>[[PERSON_14]] – „s [[PERSON_14]]“</w:t>
       </w:r>
     </w:p>
     <w:p>
@@ -322,7 +322,7 @@
         </w:numPr>
       </w:pPr>
       <w:r>
-        <w:t>[[PERSON_16]] – „u [[PERSON_16]]“</w:t>
+        <w:t>[[PERSON_15]] – „u [[PERSON_15]]“</w:t>
       </w:r>
     </w:p>
     <w:p>
@@ -333,7 +333,7 @@
         </w:numPr>
       </w:pPr>
       <w:r>
-        <w:t>[[PERSON_17]] – „s [[PERSON_17]]“</w:t>
+        <w:t>[[PERSON_16]] – „s [[PERSON_16]]“</w:t>
       </w:r>
     </w:p>
     <w:p>
@@ -344,7 +344,7 @@
         </w:numPr>
       </w:pPr>
       <w:r>
-        <w:t>[[PERSON_18]] – „o [[PERSON_18]]“</w:t>
+        <w:t>[[PERSON_17]] – „o [[PERSON_17]]“</w:t>
       </w:r>
     </w:p>
     <w:p>
@@ -355,7 +355,7 @@
         </w:numPr>
       </w:pPr>
       <w:r>
-        <w:t>[[PERSON_19]] – „k [[PERSON_19]]“</w:t>
+        <w:t>[[PERSON_18]] – „k [[PERSON_18]]“</w:t>
       </w:r>
     </w:p>
     <w:p>
@@ -366,7 +366,7 @@
         </w:numPr>
       </w:pPr>
       <w:r>
-        <w:t>[[PERSON_20]] – „u [[PERSON_20]]“</w:t>
+        <w:t>[[PERSON_19]] – „u [[PERSON_19]]“</w:t>
       </w:r>
     </w:p>
     <w:p>
@@ -377,7 +377,7 @@
         </w:numPr>
       </w:pPr>
       <w:r>
-        <w:t>[[PERSON_21]] – „pro [[PERSON_21]]“</w:t>
+        <w:t>[[PERSON_20]] – „pro [[PERSON_20]]“</w:t>
       </w:r>
     </w:p>
     <w:p>
@@ -388,7 +388,7 @@
         </w:numPr>
       </w:pPr>
       <w:r>
-        <w:t>[[PERSON_23]] – „s [[PERSON_23]]“</w:t>
+        <w:t>[[PERSON_22]] – „s [[PERSON_22]]“</w:t>
       </w:r>
     </w:p>
     <w:p>
@@ -399,7 +399,7 @@
         </w:numPr>
       </w:pPr>
       <w:r>
-        <w:t>[[PERSON_24]] – „k [[PERSON_24]]“</w:t>
+        <w:t>[[PERSON_23]] – „k [[PERSON_23]]“</w:t>
       </w:r>
     </w:p>
     <w:p>
@@ -410,7 +410,7 @@
         </w:numPr>
       </w:pPr>
       <w:r>
-        <w:t>[[PERSON_25]] – „s [[PERSON_25]]“</w:t>
+        <w:t>[[PERSON_24]] – „s [[PERSON_24]]“</w:t>
       </w:r>
     </w:p>
     <w:p>
@@ -421,7 +421,7 @@
         </w:numPr>
       </w:pPr>
       <w:r>
-        <w:t>[[PERSON_26]] – „o [[PERSON_26]]“</w:t>
+        <w:t>[[PERSON_25]] – „o [[PERSON_25]]“</w:t>
       </w:r>
     </w:p>
     <w:p>
@@ -432,7 +432,7 @@
         </w:numPr>
       </w:pPr>
       <w:r>
-        <w:t>[[PERSON_27]] – „pro [[PERSON_27]]“</w:t>
+        <w:t>[[PERSON_26]] – „pro [[PERSON_26]]“</w:t>
       </w:r>
     </w:p>
     <w:p>
@@ -443,7 +443,7 @@
         </w:numPr>
       </w:pPr>
       <w:r>
-        <w:t>[[PERSON_28]] – „s [[PERSON_28]]“</w:t>
+        <w:t>[[PERSON_27]] – „s [[PERSON_27]]“</w:t>
       </w:r>
     </w:p>
     <w:p>
@@ -454,7 +454,7 @@
         </w:numPr>
       </w:pPr>
       <w:r>
-        <w:t>[[PERSON_29]] – „k [[PERSON_29]]“</w:t>
+        <w:t>[[PERSON_28]] – „k [[PERSON_28]]“</w:t>
       </w:r>
     </w:p>
     <w:p>
@@ -465,7 +465,7 @@
         </w:numPr>
       </w:pPr>
       <w:r>
-        <w:t>[[PERSON_30]] – „s [[PERSON_30]]“</w:t>
+        <w:t>[[PERSON_29]] – „s [[PERSON_29]]“</w:t>
       </w:r>
     </w:p>
     <w:p>
@@ -476,7 +476,7 @@
         </w:numPr>
       </w:pPr>
       <w:r>
-        <w:t>[[PERSON_31]] – „o [[PERSON_31]]“</w:t>
+        <w:t>[[PERSON_30]] – „o [[PERSON_30]]“</w:t>
       </w:r>
     </w:p>
     <w:p>
@@ -487,7 +487,7 @@
         </w:numPr>
       </w:pPr>
       <w:r>
-        <w:t>[[PERSON_32]] – „u [[PERSON_32]]“</w:t>
+        <w:t>[[PERSON_31]] – „u [[PERSON_31]]“</w:t>
       </w:r>
     </w:p>
     <w:p>
@@ -498,7 +498,7 @@
         </w:numPr>
       </w:pPr>
       <w:r>
-        <w:t>[[PERSON_33]] – „k [[PERSON_33]]“</w:t>
+        <w:t>[[PERSON_32]] – „k [[PERSON_32]]“</w:t>
       </w:r>
     </w:p>
     <w:p>
@@ -509,7 +509,7 @@
         </w:numPr>
       </w:pPr>
       <w:r>
-        <w:t>[[PERSON_34]] – „se [[PERSON_34]]“</w:t>
+        <w:t>[[PERSON_33]] – „se [[PERSON_33]]“</w:t>
       </w:r>
     </w:p>
     <w:p>
@@ -520,7 +520,7 @@
         </w:numPr>
       </w:pPr>
       <w:r>
-        <w:t>[[PERSON_35]] – „u [[PERSON_35]]“</w:t>
+        <w:t>[[PERSON_34]] – „u [[PERSON_34]]“</w:t>
       </w:r>
     </w:p>
     <w:p>
@@ -531,7 +531,7 @@
         </w:numPr>
       </w:pPr>
       <w:r>
-        <w:t>[[PERSON_36]] – „o [[PERSON_36]]“</w:t>
+        <w:t>[[PERSON_35]] – „o [[PERSON_35]]“</w:t>
       </w:r>
     </w:p>
     <w:p>
@@ -542,7 +542,7 @@
         </w:numPr>
       </w:pPr>
       <w:r>
-        <w:t>[[PERSON_37]] – „s [[PERSON_37]]“</w:t>
+        <w:t>[[PERSON_36]] – „s [[PERSON_36]]“</w:t>
       </w:r>
     </w:p>
     <w:p>
@@ -553,7 +553,7 @@
         </w:numPr>
       </w:pPr>
       <w:r>
-        <w:t>[[PERSON_39]] – „k [[PERSON_39]]“</w:t>
+        <w:t>[[PERSON_37]] – „k [[PERSON_37]]“</w:t>
       </w:r>
     </w:p>
     <w:p>
@@ -564,7 +564,7 @@
         </w:numPr>
       </w:pPr>
       <w:r>
-        <w:t>[[PERSON_40]] – „od [[PERSON_40]]“</w:t>
+        <w:t>[[PERSON_38]] – „od [[PERSON_38]]“</w:t>
       </w:r>
     </w:p>
     <w:p>
@@ -575,7 +575,7 @@
         </w:numPr>
       </w:pPr>
       <w:r>
-        <w:t>[[PERSON_41]] – „s [[PERSON_41]]“</w:t>
+        <w:t>[[PERSON_39]] – „s [[PERSON_39]]“</w:t>
       </w:r>
     </w:p>
     <w:p>
@@ -586,7 +586,7 @@
         </w:numPr>
       </w:pPr>
       <w:r>
-        <w:t>[[PERSON_42]] – „u [[PERSON_42]]“</w:t>
+        <w:t>[[PERSON_40]] – „u [[PERSON_40]]“</w:t>
       </w:r>
     </w:p>
     <w:p>
@@ -597,7 +597,7 @@
         </w:numPr>
       </w:pPr>
       <w:r>
-        <w:t>[[PERSON_43]] – „o [[PERSON_43]]“</w:t>
+        <w:t>[[PERSON_41]] – „o [[PERSON_41]]“</w:t>
       </w:r>
     </w:p>
     <w:p>
@@ -608,7 +608,7 @@
         </w:numPr>
       </w:pPr>
       <w:r>
-        <w:t>[[PERSON_44]] – „k [[PERSON_44]]“</w:t>
+        <w:t>[[PERSON_42]] – „k [[PERSON_42]]“</w:t>
       </w:r>
     </w:p>
     <w:p>
@@ -767,7 +767,7 @@
     </w:p>
     <w:p>
       <w:r>
-        <w:t>V těchto řízeních bylo jednáno např. s [[PERSON_2]], [[PERSON_6]], [[PERSON_26]] či [[PERSON_45]].</w:t>
+        <w:t>V těchto řízeních bylo jednáno např. s [[PERSON_2]], [[PERSON_5]], [[PERSON_25]] či [[PERSON_43]].</w:t>
       </w:r>
     </w:p>
     <w:p>
@@ -798,7 +798,7 @@
         </w:numPr>
       </w:pPr>
       <w:r>
-        <w:t>svědek [[PERSON_30]] (ve výpovědi označen jako „svědek [[PERSON_30]]“),</w:t>
+        <w:t>svědek [[PERSON_29]] (ve výpovědi označen jako „svědek [[PERSON_29]]“),</w:t>
       </w:r>
     </w:p>
     <w:p>
@@ -809,7 +809,7 @@
         </w:numPr>
       </w:pPr>
       <w:r>
-        <w:t>poškozená [[PERSON_14]] („vyjádření [[PERSON_14]]“),</w:t>
+        <w:t>poškozená [[PERSON_13]] („vyjádření [[PERSON_13]]“),</w:t>
       </w:r>
     </w:p>
     <w:p>
@@ -820,7 +820,7 @@
         </w:numPr>
       </w:pPr>
       <w:r>
-        <w:t>obžalovaný [[PERSON_5]] („obhajoba [[PERSON_5]]“),</w:t>
+        <w:t>obžalovaný [[PERSON_4]] („obhajoba [[PERSON_4]]“),</w:t>
       </w:r>
     </w:p>
     <w:p>
@@ -831,7 +831,7 @@
         </w:numPr>
       </w:pPr>
       <w:r>
-        <w:t>znalkyně MUDr. [[PERSON_4]], soudní znalkyně v oboru psychiatrie,</w:t>
+        <w:t>znalkyně MUDr. [[PERSON_3]], soudní znalkyně v oboru psychiatrie,</w:t>
       </w:r>
     </w:p>
     <w:p>
@@ -842,7 +842,7 @@
         </w:numPr>
       </w:pPr>
       <w:r>
-        <w:t>právní zástupkyně JUDr. [[PERSON_33]], advokátka,</w:t>
+        <w:t>právní zástupkyně JUDr. [[PERSON_32]], advokátka,</w:t>
       </w:r>
     </w:p>
     <w:p>
@@ -853,7 +853,7 @@
         </w:numPr>
       </w:pPr>
       <w:r>
-        <w:t>tlumočník [[PERSON_32]], zapsaný v seznamu tlumočníků.</w:t>
+        <w:t>tlumočník [[PERSON_31]], zapsaný v seznamu tlumočníků.</w:t>
       </w:r>
     </w:p>
     <w:p>
@@ -927,7 +927,7 @@
         </w:numPr>
       </w:pPr>
       <w:r>
-        <w:t>Alergologické vyšetření č. ALG/2025/22751 provedené MUDr. [[PERSON_12]],</w:t>
+        <w:t>Alergologické vyšetření č. ALG/2025/22751 provedené MUDr. [[PERSON_11]],</w:t>
       </w:r>
     </w:p>
     <w:p>
@@ -938,7 +938,7 @@
         </w:numPr>
       </w:pPr>
       <w:r>
-        <w:t>Neurologické testy č. NEU/2025/44119 provedené MUDr. [[PERSON_36]],</w:t>
+        <w:t>Neurologické testy č. NEU/2025/44119 provedené MUDr. [[PERSON_35]],</w:t>
       </w:r>
     </w:p>
     <w:p>
@@ -970,7 +970,7 @@
         </w:numPr>
       </w:pPr>
       <w:r>
-        <w:t>Oční vyšetření č. OFT/2023/11281 provedené MUDr. [[PERSON_31]].</w:t>
+        <w:t>Oční vyšetření č. OFT/2023/11281 provedené MUDr. [[PERSON_30]].</w:t>
       </w:r>
     </w:p>
     <w:p>
@@ -1046,7 +1046,7 @@
     </w:p>
     <w:p>
       <w:r>
-        <w:t>Zvláštní pozornost byla věnována výsledkům [[PERSON_16]], [[PERSON_20]] a [[PERSON_43]].</w:t>
+        <w:t>Zvláštní pozornost byla věnována výsledkům [[PERSON_15]], [[PERSON_19]] a [[PERSON_41]].</w:t>
       </w:r>
     </w:p>
     <w:p>
@@ -1164,7 +1164,7 @@
         </w:numPr>
       </w:pPr>
       <w:r>
-        <w:t>právní cloud účet ID: LEX-ACC-88221 (spravovala [[PERSON_44]]),</w:t>
+        <w:t>právní cloud účet ID: LEX-ACC-88221 (spravovala [[PERSON_42]]),</w:t>
       </w:r>
     </w:p>
     <w:p>
@@ -1228,7 +1228,7 @@
         </w:numPr>
       </w:pPr>
       <w:r>
-        <w:t>[[PERSON_41]] („výslech [[PERSON_41]]“),</w:t>
+        <w:t>[[PERSON_39]] („výslech [[PERSON_39]]“),</w:t>
       </w:r>
     </w:p>
     <w:p>
@@ -1239,7 +1239,7 @@
         </w:numPr>
       </w:pPr>
       <w:r>
-        <w:t>[[PERSON_37]] („výpověď [[PERSON_37]]“),</w:t>
+        <w:t>[[PERSON_36]] („výpověď [[PERSON_36]]“),</w:t>
       </w:r>
     </w:p>
     <w:p>
@@ -1250,7 +1250,7 @@
         </w:numPr>
       </w:pPr>
       <w:r>
-        <w:t>[[PERSON_35]] („záznam o výslechu [[PERSON_35]]“),</w:t>
+        <w:t>[[PERSON_34]] („záznam o výslechu [[PERSON_34]]“),</w:t>
       </w:r>
     </w:p>
     <w:p>
@@ -1261,7 +1261,7 @@
         </w:numPr>
       </w:pPr>
       <w:r>
-        <w:t>[[PERSON_19]] („výslech [[PERSON_19]]“).</w:t>
+        <w:t>[[PERSON_18]] („výslech [[PERSON_18]]“).</w:t>
       </w:r>
     </w:p>
     <w:p>
@@ -1292,7 +1292,7 @@
         </w:numPr>
       </w:pPr>
       <w:r>
-        <w:t>prof. RNDr. [[PERSON_24]] a [[PERSON_24]], Ph.D. – posudek z toxikologie,</w:t>
+        <w:t>prof. RNDr. [[PERSON_23]] a [[PERSON_23]], Ph.D. – posudek z toxikologie,</w:t>
       </w:r>
     </w:p>
     <w:p>
@@ -1303,7 +1303,7 @@
         </w:numPr>
       </w:pPr>
       <w:r>
-        <w:t>PhDr. [[PERSON_31]] – psychologický posudek,</w:t>
+        <w:t>PhDr. [[PERSON_30]] – psychologický posudek,</w:t>
       </w:r>
     </w:p>
     <w:p>
@@ -1314,7 +1314,7 @@
         </w:numPr>
       </w:pPr>
       <w:r>
-        <w:t>MUDr. [[PERSON_26]] – posudek z traumatologie,</w:t>
+        <w:t>MUDr. [[PERSON_25]] – posudek z traumatologie,</w:t>
       </w:r>
     </w:p>
     <w:p>
@@ -1325,7 +1325,7 @@
         </w:numPr>
       </w:pPr>
       <w:r>
-        <w:t>Ing. [[PERSON_9]] – expertiza IT infrastruktury.</w:t>
+        <w:t>Ing. [[PERSON_8]] – expertiza IT infrastruktury.</w:t>
       </w:r>
     </w:p>
     <w:p>
@@ -1405,7 +1405,7 @@
     </w:p>
     <w:p>
       <w:r>
-        <w:t>Tyto účty byly doloženy např. od [[PERSON_21]], [[PERSON_39]] nebo [[PERSON_28]].</w:t>
+        <w:t>Tyto účty byly doloženy např. od [[PERSON_20]], [[PERSON_37]] nebo [[PERSON_27]].</w:t>
       </w:r>
     </w:p>
     <w:p>
@@ -1436,7 +1436,7 @@
         </w:numPr>
       </w:pPr>
       <w:r>
-        <w:t>[[PERSON_40]],</w:t>
+        <w:t>[[PERSON_38]],</w:t>
       </w:r>
     </w:p>
     <w:p>
@@ -1447,7 +1447,7 @@
         </w:numPr>
       </w:pPr>
       <w:r>
-        <w:t>[[PERSON_46]],</w:t>
+        <w:t>[[PERSON_43]],</w:t>
       </w:r>
     </w:p>
     <w:p>
@@ -1458,7 +1458,7 @@
         </w:numPr>
       </w:pPr>
       <w:r>
-        <w:t>[[PERSON_25]],</w:t>
+        <w:t>[[PERSON_24]],</w:t>
       </w:r>
     </w:p>
     <w:p>
@@ -1469,7 +1469,7 @@
         </w:numPr>
       </w:pPr>
       <w:r>
-        <w:t>[[PERSON_11]].</w:t>
+        <w:t>[[PERSON_10]].</w:t>
       </w:r>
     </w:p>
     <w:p>

--- a/test_data/smlouva20_anon.docx
+++ b/test_data/smlouva20_anon.docx
@@ -179,7 +179,7 @@
         </w:numPr>
       </w:pPr>
       <w:r>
-        <w:t>[[PERSON_3]] – „s [[PERSON_2]]“</w:t>
+        <w:t>[[PERSON_2]] – „s [[PERSON_2]]“</w:t>
       </w:r>
     </w:p>
     <w:p>
@@ -190,7 +190,7 @@
         </w:numPr>
       </w:pPr>
       <w:r>
-        <w:t>[[PERSON_4]] – „o [[PERSON_4]]“</w:t>
+        <w:t>[[PERSON_3]] – „o [[PERSON_3]]“</w:t>
       </w:r>
     </w:p>
     <w:p>
@@ -201,7 +201,7 @@
         </w:numPr>
       </w:pPr>
       <w:r>
-        <w:t>[[PERSON_5]] – „k [[PERSON_5]]“</w:t>
+        <w:t>[[PERSON_4]] – „k [[PERSON_4]]“</w:t>
       </w:r>
     </w:p>
     <w:p>
@@ -212,7 +212,7 @@
         </w:numPr>
       </w:pPr>
       <w:r>
-        <w:t>[[PERSON_6]] – „pro [[PERSON_6]]“</w:t>
+        <w:t>[[PERSON_5]] – „pro [[PERSON_5]]“</w:t>
       </w:r>
     </w:p>
     <w:p>
@@ -223,7 +223,7 @@
         </w:numPr>
       </w:pPr>
       <w:r>
-        <w:t>[[PERSON_7]] – „s [[PERSON_7]]“</w:t>
+        <w:t>[[PERSON_6]] – „s [[PERSON_6]]“</w:t>
       </w:r>
     </w:p>
     <w:p>
@@ -234,7 +234,7 @@
         </w:numPr>
       </w:pPr>
       <w:r>
-        <w:t>[[PERSON_8]] – „u [[PERSON_8]]“</w:t>
+        <w:t>[[PERSON_7]] – „u [[PERSON_7]]“</w:t>
       </w:r>
     </w:p>
     <w:p>
@@ -245,7 +245,7 @@
         </w:numPr>
       </w:pPr>
       <w:r>
-        <w:t>[[PERSON_9]] – „od [[PERSON_9]]“</w:t>
+        <w:t>[[PERSON_8]] – „od [[PERSON_8]]“</w:t>
       </w:r>
     </w:p>
     <w:p>
@@ -256,7 +256,7 @@
         </w:numPr>
       </w:pPr>
       <w:r>
-        <w:t>[[PERSON_10]] – „pro [[PERSON_10]]“</w:t>
+        <w:t>[[PERSON_9]] – „pro [[PERSON_9]]“</w:t>
       </w:r>
     </w:p>
     <w:p>
@@ -267,7 +267,7 @@
         </w:numPr>
       </w:pPr>
       <w:r>
-        <w:t>[[PERSON_11]] – „k [[PERSON_11]]“</w:t>
+        <w:t>[[PERSON_10]] – „k [[PERSON_10]]“</w:t>
       </w:r>
     </w:p>
     <w:p>
@@ -278,7 +278,7 @@
         </w:numPr>
       </w:pPr>
       <w:r>
-        <w:t>[[PERSON_12]] – „s [[PERSON_12]]“</w:t>
+        <w:t>[[PERSON_11]] – „s [[PERSON_11]]“</w:t>
       </w:r>
     </w:p>
     <w:p>
@@ -289,7 +289,7 @@
         </w:numPr>
       </w:pPr>
       <w:r>
-        <w:t>[[PERSON_13]] – „o [[PERSON_13]]“</w:t>
+        <w:t>[[PERSON_12]] – „o [[PERSON_12]]“</w:t>
       </w:r>
     </w:p>
     <w:p>
@@ -300,7 +300,7 @@
         </w:numPr>
       </w:pPr>
       <w:r>
-        <w:t>[[PERSON_14]] – „k [[PERSON_14]]“</w:t>
+        <w:t>[[PERSON_13]] – „k [[PERSON_13]]“</w:t>
       </w:r>
     </w:p>
     <w:p>
@@ -311,7 +311,7 @@
         </w:numPr>
       </w:pPr>
       <w:r>
-        <w:t>[[PERSON_15]] – „s [[PERSON_15]]“</w:t>
+        <w:t>[[PERSON_14]] – „s [[PERSON_14]]“</w:t>
       </w:r>
     </w:p>
     <w:p>
@@ -322,7 +322,7 @@
         </w:numPr>
       </w:pPr>
       <w:r>
-        <w:t>[[PERSON_16]] – „u [[PERSON_16]]“</w:t>
+        <w:t>[[PERSON_15]] – „u [[PERSON_15]]“</w:t>
       </w:r>
     </w:p>
     <w:p>
@@ -333,7 +333,7 @@
         </w:numPr>
       </w:pPr>
       <w:r>
-        <w:t>[[PERSON_17]] – „s [[PERSON_17]]“</w:t>
+        <w:t>[[PERSON_16]] – „s [[PERSON_16]]“</w:t>
       </w:r>
     </w:p>
     <w:p>
@@ -344,7 +344,7 @@
         </w:numPr>
       </w:pPr>
       <w:r>
-        <w:t>[[PERSON_18]] – „o [[PERSON_18]]“</w:t>
+        <w:t>[[PERSON_17]] – „o [[PERSON_17]]“</w:t>
       </w:r>
     </w:p>
     <w:p>
@@ -355,7 +355,7 @@
         </w:numPr>
       </w:pPr>
       <w:r>
-        <w:t>[[PERSON_19]] – „k [[PERSON_19]]“</w:t>
+        <w:t>[[PERSON_18]] – „k [[PERSON_18]]“</w:t>
       </w:r>
     </w:p>
     <w:p>
@@ -366,7 +366,7 @@
         </w:numPr>
       </w:pPr>
       <w:r>
-        <w:t>[[PERSON_20]] – „u [[PERSON_20]]“</w:t>
+        <w:t>[[PERSON_19]] – „u [[PERSON_19]]“</w:t>
       </w:r>
     </w:p>
     <w:p>
@@ -388,7 +388,7 @@
         </w:numPr>
       </w:pPr>
       <w:r>
-        <w:t>[[PERSON_23]] – „s [[PERSON_23]]“</w:t>
+        <w:t>[[PERSON_22]] – „s [[PERSON_22]]“</w:t>
       </w:r>
     </w:p>
     <w:p>
@@ -399,7 +399,7 @@
         </w:numPr>
       </w:pPr>
       <w:r>
-        <w:t>[[PERSON_24]] – „k [[PERSON_24]]“</w:t>
+        <w:t>[[PERSON_23]] – „k [[PERSON_23]]“</w:t>
       </w:r>
     </w:p>
     <w:p>
@@ -410,7 +410,7 @@
         </w:numPr>
       </w:pPr>
       <w:r>
-        <w:t>[[PERSON_25]] – „s [[PERSON_25]]“</w:t>
+        <w:t>[[PERSON_24]] – „s [[PERSON_24]]“</w:t>
       </w:r>
     </w:p>
     <w:p>
@@ -421,7 +421,7 @@
         </w:numPr>
       </w:pPr>
       <w:r>
-        <w:t>[[PERSON_26]] – „o [[PERSON_26]]“</w:t>
+        <w:t>[[PERSON_25]] – „o [[PERSON_25]]“</w:t>
       </w:r>
     </w:p>
     <w:p>
@@ -432,7 +432,7 @@
         </w:numPr>
       </w:pPr>
       <w:r>
-        <w:t>[[PERSON_27]] – „pro [[PERSON_27]]“</w:t>
+        <w:t>[[PERSON_26]] – „pro [[PERSON_26]]“</w:t>
       </w:r>
     </w:p>
     <w:p>
@@ -443,7 +443,7 @@
         </w:numPr>
       </w:pPr>
       <w:r>
-        <w:t>[[PERSON_28]] – „s [[PERSON_28]]“</w:t>
+        <w:t>[[PERSON_27]] – „s [[PERSON_27]]“</w:t>
       </w:r>
     </w:p>
     <w:p>
@@ -454,7 +454,7 @@
         </w:numPr>
       </w:pPr>
       <w:r>
-        <w:t>[[PERSON_29]] – „k [[PERSON_29]]“</w:t>
+        <w:t>[[PERSON_28]] – „k [[PERSON_28]]“</w:t>
       </w:r>
     </w:p>
     <w:p>
@@ -465,7 +465,7 @@
         </w:numPr>
       </w:pPr>
       <w:r>
-        <w:t>[[PERSON_30]] – „s [[PERSON_30]]“</w:t>
+        <w:t>[[PERSON_29]] – „s [[PERSON_29]]“</w:t>
       </w:r>
     </w:p>
     <w:p>
@@ -476,7 +476,7 @@
         </w:numPr>
       </w:pPr>
       <w:r>
-        <w:t>[[PERSON_31]] – „o [[PERSON_31]]“</w:t>
+        <w:t>[[PERSON_30]] – „o [[PERSON_30]]“</w:t>
       </w:r>
     </w:p>
     <w:p>
@@ -487,7 +487,7 @@
         </w:numPr>
       </w:pPr>
       <w:r>
-        <w:t>[[PERSON_32]] – „u [[PERSON_32]]“</w:t>
+        <w:t>[[PERSON_31]] – „u [[PERSON_31]]“</w:t>
       </w:r>
     </w:p>
     <w:p>
@@ -498,7 +498,7 @@
         </w:numPr>
       </w:pPr>
       <w:r>
-        <w:t>[[PERSON_33]] – „k [[PERSON_33]]“</w:t>
+        <w:t>[[PERSON_32]] – „k [[PERSON_32]]“</w:t>
       </w:r>
     </w:p>
     <w:p>
@@ -509,7 +509,7 @@
         </w:numPr>
       </w:pPr>
       <w:r>
-        <w:t>[[PERSON_34]] – „se [[PERSON_34]]“</w:t>
+        <w:t>[[PERSON_33]] – „se [[PERSON_33]]“</w:t>
       </w:r>
     </w:p>
     <w:p>
@@ -520,7 +520,7 @@
         </w:numPr>
       </w:pPr>
       <w:r>
-        <w:t>[[PERSON_35]] – „u [[PERSON_35]]“</w:t>
+        <w:t>[[PERSON_34]] – „u [[PERSON_34]]“</w:t>
       </w:r>
     </w:p>
     <w:p>
@@ -531,7 +531,7 @@
         </w:numPr>
       </w:pPr>
       <w:r>
-        <w:t>[[PERSON_36]] – „o [[PERSON_36]]“</w:t>
+        <w:t>[[PERSON_35]] – „o [[PERSON_35]]“</w:t>
       </w:r>
     </w:p>
     <w:p>
@@ -673,32 +673,7 @@
         </w:numPr>
       </w:pPr>
       <w:r>
-        <w:rPr>
-          <w:b/>
-          <w:bCs/>
-        </w:rPr>
-        <w:t>Městským soudem v Praze</w:t>
-      </w:r>
-      <w:r>
-        <w:t xml:space="preserve">, </w:t>
-      </w:r>
-      <w:proofErr w:type="spellStart"/>
-      <w:r>
-        <w:t>sp</w:t>
-      </w:r>
-      <w:proofErr w:type="spellEnd"/>
-      <w:r>
-        <w:t xml:space="preserve">. zn. </w:t>
-      </w:r>
-      <w:r>
-        <w:rPr>
-          <w:b/>
-          <w:bCs/>
-        </w:rPr>
-        <w:t>23 Co 118/2025</w:t>
-      </w:r>
-      <w:r>
-        <w:t>,</w:t>
+        <w:t>Městským soudem [[ADDRESS_3]], sp. zn. 23 Co 118/2025,</w:t>
       </w:r>
     </w:p>
     <w:p>
@@ -709,32 +684,7 @@
         </w:numPr>
       </w:pPr>
       <w:r>
-        <w:rPr>
-          <w:b/>
-          <w:bCs/>
-        </w:rPr>
-        <w:t>Krajským soudem v Brně</w:t>
-      </w:r>
-      <w:r>
-        <w:t xml:space="preserve">, </w:t>
-      </w:r>
-      <w:proofErr w:type="spellStart"/>
-      <w:r>
-        <w:t>sp</w:t>
-      </w:r>
-      <w:proofErr w:type="spellEnd"/>
-      <w:r>
-        <w:t xml:space="preserve">. zn. </w:t>
-      </w:r>
-      <w:r>
-        <w:rPr>
-          <w:b/>
-          <w:bCs/>
-        </w:rPr>
-        <w:t>15 T 441/2023</w:t>
-      </w:r>
-      <w:r>
-        <w:t>,</w:t>
+        <w:t>Krajským soudem [[ADDRESS_4]], sp. zn. 15 T 441/2023,</w:t>
       </w:r>
     </w:p>
     <w:p>
@@ -767,7 +717,7 @@
     </w:p>
     <w:p>
       <w:r>
-        <w:t>V těchto řízeních bylo jednáno např. s [[PERSON_2]], [[PERSON_6]], [[PERSON_26]] či [[PERSON_45]].</w:t>
+        <w:t>V těchto řízeních bylo jednáno např. s [[PERSON_2]], [[PERSON_5]], [[PERSON_25]] či [[PERSON_45]].</w:t>
       </w:r>
     </w:p>
     <w:p>
@@ -798,7 +748,7 @@
         </w:numPr>
       </w:pPr>
       <w:r>
-        <w:t>svědek [[PERSON_30]] (ve výpovědi označen jako „svědek [[PERSON_30]]“),</w:t>
+        <w:t>svědek [[PERSON_29]] (ve výpovědi označen jako „svědek [[PERSON_29]]“),</w:t>
       </w:r>
     </w:p>
     <w:p>
@@ -809,7 +759,7 @@
         </w:numPr>
       </w:pPr>
       <w:r>
-        <w:t>poškozená [[PERSON_14]] („vyjádření [[PERSON_14]]“),</w:t>
+        <w:t>poškozená [[PERSON_13]] („vyjádření [[PERSON_13]]“),</w:t>
       </w:r>
     </w:p>
     <w:p>
@@ -820,7 +770,7 @@
         </w:numPr>
       </w:pPr>
       <w:r>
-        <w:t>obžalovaný [[PERSON_5]] („obhajoba [[PERSON_5]]“),</w:t>
+        <w:t>obžalovaný [[PERSON_4]] („obhajoba [[PERSON_4]]“),</w:t>
       </w:r>
     </w:p>
     <w:p>
@@ -831,7 +781,7 @@
         </w:numPr>
       </w:pPr>
       <w:r>
-        <w:t>znalkyně MUDr. [[PERSON_4]], soudní znalkyně v oboru psychiatrie,</w:t>
+        <w:t>znalkyně MUDr. [[PERSON_3]], soudní znalkyně v oboru psychiatrie,</w:t>
       </w:r>
     </w:p>
     <w:p>
@@ -842,7 +792,7 @@
         </w:numPr>
       </w:pPr>
       <w:r>
-        <w:t>právní zástupkyně JUDr. [[PERSON_33]], advokátka,</w:t>
+        <w:t>právní zástupkyně JUDr. [[PERSON_32]], advokátka,</w:t>
       </w:r>
     </w:p>
     <w:p>
@@ -853,7 +803,7 @@
         </w:numPr>
       </w:pPr>
       <w:r>
-        <w:t>tlumočník [[PERSON_32]], zapsaný v seznamu tlumočníků.</w:t>
+        <w:t>tlumočník [[PERSON_31]], zapsaný v seznamu tlumočníků.</w:t>
       </w:r>
     </w:p>
     <w:p>
@@ -927,7 +877,7 @@
         </w:numPr>
       </w:pPr>
       <w:r>
-        <w:t>Alergologické vyšetření č. ALG/2025/22751 provedené MUDr. [[PERSON_12]],</w:t>
+        <w:t>Alergologické vyšetření č. ALG/2025/22751 provedené MUDr. [[PERSON_11]],</w:t>
       </w:r>
     </w:p>
     <w:p>
@@ -938,7 +888,7 @@
         </w:numPr>
       </w:pPr>
       <w:r>
-        <w:t>Neurologické testy č. NEU/2025/44119 provedené MUDr. [[PERSON_36]],</w:t>
+        <w:t>Neurologické testy č. NEU/2025/44119 provedené MUDr. [[PERSON_35]],</w:t>
       </w:r>
     </w:p>
     <w:p>
@@ -970,7 +920,7 @@
         </w:numPr>
       </w:pPr>
       <w:r>
-        <w:t>Oční vyšetření č. OFT/2023/11281 provedené MUDr. [[PERSON_31]].</w:t>
+        <w:t>Oční vyšetření č. OFT/2023/11281 provedené MUDr. [[PERSON_30]].</w:t>
       </w:r>
     </w:p>
     <w:p>
@@ -1046,7 +996,7 @@
     </w:p>
     <w:p>
       <w:r>
-        <w:t>Zvláštní pozornost byla věnována výsledkům [[PERSON_16]], [[PERSON_20]] a [[PERSON_43]].</w:t>
+        <w:t>Zvláštní pozornost byla věnována výsledkům [[PERSON_15]], [[PERSON_19]] a [[PERSON_43]].</w:t>
       </w:r>
     </w:p>
     <w:p>
@@ -1250,7 +1200,7 @@
         </w:numPr>
       </w:pPr>
       <w:r>
-        <w:t>[[PERSON_35]] („záznam o výslechu [[PERSON_35]]“),</w:t>
+        <w:t>[[PERSON_34]] („záznam o výslechu [[PERSON_34]]“),</w:t>
       </w:r>
     </w:p>
     <w:p>
@@ -1261,7 +1211,7 @@
         </w:numPr>
       </w:pPr>
       <w:r>
-        <w:t>[[PERSON_19]] („výslech [[PERSON_19]]“).</w:t>
+        <w:t>[[PERSON_18]] („výslech [[PERSON_18]]“).</w:t>
       </w:r>
     </w:p>
     <w:p>
@@ -1292,7 +1242,7 @@
         </w:numPr>
       </w:pPr>
       <w:r>
-        <w:t>prof. RNDr. [[PERSON_24]] a [[PERSON_24]], Ph.D. – posudek z toxikologie,</w:t>
+        <w:t>prof. RNDr. [[PERSON_23]] a [[PERSON_23]], Ph.D. – posudek z toxikologie,</w:t>
       </w:r>
     </w:p>
     <w:p>
@@ -1303,7 +1253,7 @@
         </w:numPr>
       </w:pPr>
       <w:r>
-        <w:t>PhDr. [[PERSON_31]] – psychologický posudek,</w:t>
+        <w:t>PhDr. [[PERSON_30]] – psychologický posudek,</w:t>
       </w:r>
     </w:p>
     <w:p>
@@ -1314,7 +1264,7 @@
         </w:numPr>
       </w:pPr>
       <w:r>
-        <w:t>MUDr. [[PERSON_26]] – posudek z traumatologie,</w:t>
+        <w:t>MUDr. [[PERSON_25]] – posudek z traumatologie,</w:t>
       </w:r>
     </w:p>
     <w:p>
@@ -1325,7 +1275,7 @@
         </w:numPr>
       </w:pPr>
       <w:r>
-        <w:t>Ing. [[PERSON_9]] – expertiza IT infrastruktury.</w:t>
+        <w:t>Ing. [[PERSON_8]] – expertiza IT infrastruktury.</w:t>
       </w:r>
     </w:p>
     <w:p>
@@ -1405,7 +1355,7 @@
     </w:p>
     <w:p>
       <w:r>
-        <w:t>Tyto účty byly doloženy např. od [[PERSON_21]], [[PERSON_39]] nebo [[PERSON_28]].</w:t>
+        <w:t>Tyto účty byly doloženy např. od [[PERSON_21]], [[PERSON_39]] nebo [[PERSON_27]].</w:t>
       </w:r>
     </w:p>
     <w:p>
@@ -1447,7 +1397,7 @@
         </w:numPr>
       </w:pPr>
       <w:r>
-        <w:t>[[PERSON_46]],</w:t>
+        <w:t>[[PERSON_45]],</w:t>
       </w:r>
     </w:p>
     <w:p>
@@ -1458,7 +1408,7 @@
         </w:numPr>
       </w:pPr>
       <w:r>
-        <w:t>[[PERSON_25]],</w:t>
+        <w:t>[[PERSON_24]],</w:t>
       </w:r>
     </w:p>
     <w:p>
@@ -1469,7 +1419,7 @@
         </w:numPr>
       </w:pPr>
       <w:r>
-        <w:t>[[PERSON_11]].</w:t>
+        <w:t>[[PERSON_10]].</w:t>
       </w:r>
     </w:p>
     <w:p>

--- a/test_data/smlouva20_anon.docx
+++ b/test_data/smlouva20_anon.docx
@@ -58,7 +58,7 @@
     </w:p>
     <w:p>
       <w:r>
-        <w:t>Tato rámcová dokumentace je uzavírána mezi Společností Legamedis Group a.s., [[ICO_1]], [[ADDRESS_1]], zastoupenou JUDr. [[PERSON_1]], (dále jen „Společnost“) a souborem jednotlivců, jejichž údaje jsou uvedeny níže a kteří jsou v dokumentu označováni jako „Subjekty“.</w:t>
+        <w:t>Tato rámcová dokumentace je uzavírána mezi Společností Legamedis Group a.s., [[ICO_1]], se sídlem V [[ADDRESS_1]], zastoupenou JUDr. [[PERSON_1]], (dále jen „Společnost“) a souborem jednotlivců, jejichž údaje jsou uvedeny níže a kteří jsou v dokumentu označováni jako „Subjekty“.</w:t>
       </w:r>
     </w:p>
     <w:p>
@@ -377,7 +377,7 @@
         </w:numPr>
       </w:pPr>
       <w:r>
-        <w:t>[[PERSON_21]] – „pro [[PERSON_21]]“</w:t>
+        <w:t>[[PERSON_21]] – „pro [[PERSON_20]]“</w:t>
       </w:r>
     </w:p>
     <w:p>
@@ -531,7 +531,7 @@
         </w:numPr>
       </w:pPr>
       <w:r>
-        <w:t>[[PERSON_35]] – „o [[PERSON_35]]“</w:t>
+        <w:t>[[PERSON_36]] – „o [[PERSON_35]]“</w:t>
       </w:r>
     </w:p>
     <w:p>
@@ -542,7 +542,7 @@
         </w:numPr>
       </w:pPr>
       <w:r>
-        <w:t>[[PERSON_37]] – „s [[PERSON_37]]“</w:t>
+        <w:t>[[PERSON_38]] – „s [[PERSON_37]]“</w:t>
       </w:r>
     </w:p>
     <w:p>
@@ -662,7 +662,32 @@
         </w:numPr>
       </w:pPr>
       <w:r>
-        <w:t>[[ADDRESS_2]]. zn. 33 C 221/2024,</w:t>
+        <w:rPr>
+          <w:b/>
+          <w:bCs/>
+        </w:rPr>
+        <w:t>Obvodním soudem pro Prahu 3</w:t>
+      </w:r>
+      <w:r>
+        <w:t xml:space="preserve">, </w:t>
+      </w:r>
+      <w:proofErr w:type="spellStart"/>
+      <w:r>
+        <w:t>sp</w:t>
+      </w:r>
+      <w:proofErr w:type="spellEnd"/>
+      <w:r>
+        <w:t xml:space="preserve">. zn. </w:t>
+      </w:r>
+      <w:r>
+        <w:rPr>
+          <w:b/>
+          <w:bCs/>
+        </w:rPr>
+        <w:t>33 C 221/2024</w:t>
+      </w:r>
+      <w:r>
+        <w:t>,</w:t>
       </w:r>
     </w:p>
     <w:p>
@@ -673,7 +698,32 @@
         </w:numPr>
       </w:pPr>
       <w:r>
-        <w:t>Městským soudem [[ADDRESS_3]], sp. zn. 23 Co 118/2025,</w:t>
+        <w:rPr>
+          <w:b/>
+          <w:bCs/>
+        </w:rPr>
+        <w:t>Městským soudem v Praze</w:t>
+      </w:r>
+      <w:r>
+        <w:t xml:space="preserve">, </w:t>
+      </w:r>
+      <w:proofErr w:type="spellStart"/>
+      <w:r>
+        <w:t>sp</w:t>
+      </w:r>
+      <w:proofErr w:type="spellEnd"/>
+      <w:r>
+        <w:t xml:space="preserve">. zn. </w:t>
+      </w:r>
+      <w:r>
+        <w:rPr>
+          <w:b/>
+          <w:bCs/>
+        </w:rPr>
+        <w:t>23 Co 118/2025</w:t>
+      </w:r>
+      <w:r>
+        <w:t>,</w:t>
       </w:r>
     </w:p>
     <w:p>
@@ -684,7 +734,32 @@
         </w:numPr>
       </w:pPr>
       <w:r>
-        <w:t>Krajským soudem [[ADDRESS_4]], sp. zn. 15 T 441/2023,</w:t>
+        <w:rPr>
+          <w:b/>
+          <w:bCs/>
+        </w:rPr>
+        <w:t>Krajským soudem v Brně</w:t>
+      </w:r>
+      <w:r>
+        <w:t xml:space="preserve">, </w:t>
+      </w:r>
+      <w:proofErr w:type="spellStart"/>
+      <w:r>
+        <w:t>sp</w:t>
+      </w:r>
+      <w:proofErr w:type="spellEnd"/>
+      <w:r>
+        <w:t xml:space="preserve">. zn. </w:t>
+      </w:r>
+      <w:r>
+        <w:rPr>
+          <w:b/>
+          <w:bCs/>
+        </w:rPr>
+        <w:t>15 T 441/2023</w:t>
+      </w:r>
+      <w:r>
+        <w:t>,</w:t>
       </w:r>
     </w:p>
     <w:p>
@@ -1061,7 +1136,7 @@
         </w:numPr>
       </w:pPr>
       <w:r>
-        <w:t>mobil Samsung Galaxy S22, [[IMEI_1]],</w:t>
+        <w:t>mobil Samsung Galaxy S22, IM[[LICENSE_PLATE_1]]8119992110,</w:t>
       </w:r>
     </w:p>
     <w:p>
@@ -1125,7 +1200,29 @@
         </w:numPr>
       </w:pPr>
       <w:r>
-        <w:t>přístup k šifrovanému SFTP: login legal_admin, heslo Leg[[LICENSE_PLATE_1]]#.</w:t>
+        <w:t xml:space="preserve">přístup k šifrovanému SFTP: login </w:t>
+      </w:r>
+      <w:proofErr w:type="spellStart"/>
+      <w:r>
+        <w:rPr>
+          <w:b/>
+          <w:bCs/>
+        </w:rPr>
+        <w:t>legal_admin</w:t>
+      </w:r>
+      <w:proofErr w:type="spellEnd"/>
+      <w:r>
+        <w:t xml:space="preserve">, heslo </w:t>
+      </w:r>
+      <w:r>
+        <w:rPr>
+          <w:i/>
+          <w:iCs/>
+        </w:rPr>
+        <w:t>Legis2025#</w:t>
+      </w:r>
+      <w:r>
+        <w:t>.</w:t>
       </w:r>
     </w:p>
     <w:p>
@@ -1189,7 +1286,7 @@
         </w:numPr>
       </w:pPr>
       <w:r>
-        <w:t>[[PERSON_37]] („výpověď [[PERSON_37]]“),</w:t>
+        <w:t>[[PERSON_38]] („výpověď [[PERSON_38]]“),</w:t>
       </w:r>
     </w:p>
     <w:p>
@@ -1355,7 +1452,7 @@
     </w:p>
     <w:p>
       <w:r>
-        <w:t>Tyto účty byly doloženy např. od [[PERSON_21]], [[PERSON_39]] nebo [[PERSON_27]].</w:t>
+        <w:t>Tyto účty byly doloženy např. od [[PERSON_20]], [[PERSON_39]] nebo [[PERSON_27]].</w:t>
       </w:r>
     </w:p>
     <w:p>
@@ -1495,6 +1592,12 @@
     </w:p>
     <w:p/>
     <w:sectPr>
+      <w:headerReference w:type="default" r:id="rId7"/>
+      <w:footerReference w:type="default" r:id="rId8"/>
+      <w:headerReference w:type="first" r:id="rId9"/>
+      <w:footerReference w:type="first" r:id="rId10"/>
+      <w:headerReference w:type="even" r:id="rId11"/>
+      <w:footerReference w:type="even" r:id="rId12"/>
       <w:pgSz w:w="11906" w:h="16838"/>
       <w:pgMar w:top="1440" w:right="1440" w:bottom="1440" w:left="1440" w:header="708" w:footer="708" w:gutter="0"/>
       <w:cols w:space="708"/>
@@ -1502,6 +1605,66 @@
     </w:sectPr>
   </w:body>
 </w:document>
+</file>
+
+<file path=word/footer1.xml><?xml version="1.0" encoding="utf-8"?>
+<w:ftr xmlns:m="http://schemas.openxmlformats.org/officeDocument/2006/math" xmlns:mc="http://schemas.openxmlformats.org/markup-compatibility/2006" xmlns:mo="http://schemas.microsoft.com/office/mac/office/2008/main" xmlns:mv="urn:schemas-microsoft-com:mac:vml" xmlns:o="urn:schemas-microsoft-com:office:office" xmlns:r="http://schemas.openxmlformats.org/officeDocument/2006/relationships" xmlns:v="urn:schemas-microsoft-com:vml" xmlns:w10="urn:schemas-microsoft-com:office:word" xmlns:w14="http://schemas.microsoft.com/office/word/2010/wordml" xmlns:w="http://schemas.openxmlformats.org/wordprocessingml/2006/main" xmlns:wne="http://schemas.microsoft.com/office/word/2006/wordml" xmlns:wp14="http://schemas.microsoft.com/office/word/2010/wordprocessingDrawing" xmlns:wp="http://schemas.openxmlformats.org/drawingml/2006/wordprocessingDrawing" xmlns:wpc="http://schemas.microsoft.com/office/word/2010/wordprocessingCanvas" xmlns:wpg="http://schemas.microsoft.com/office/word/2010/wordprocessingGroup" xmlns:wpi="http://schemas.microsoft.com/office/word/2010/wordprocessingInk" xmlns:wps="http://schemas.microsoft.com/office/word/2010/wordprocessingShape" mc:Ignorable="w14 wp14">
+  <w:p>
+    <w:pPr>
+      <w:pStyle w:val="Footer"/>
+    </w:pPr>
+  </w:p>
+</w:ftr>
+</file>
+
+<file path=word/footer2.xml><?xml version="1.0" encoding="utf-8"?>
+<w:ftr xmlns:m="http://schemas.openxmlformats.org/officeDocument/2006/math" xmlns:mc="http://schemas.openxmlformats.org/markup-compatibility/2006" xmlns:mo="http://schemas.microsoft.com/office/mac/office/2008/main" xmlns:mv="urn:schemas-microsoft-com:mac:vml" xmlns:o="urn:schemas-microsoft-com:office:office" xmlns:r="http://schemas.openxmlformats.org/officeDocument/2006/relationships" xmlns:v="urn:schemas-microsoft-com:vml" xmlns:w10="urn:schemas-microsoft-com:office:word" xmlns:w14="http://schemas.microsoft.com/office/word/2010/wordml" xmlns:w="http://schemas.openxmlformats.org/wordprocessingml/2006/main" xmlns:wne="http://schemas.microsoft.com/office/word/2006/wordml" xmlns:wp14="http://schemas.microsoft.com/office/word/2010/wordprocessingDrawing" xmlns:wp="http://schemas.openxmlformats.org/drawingml/2006/wordprocessingDrawing" xmlns:wpc="http://schemas.microsoft.com/office/word/2010/wordprocessingCanvas" xmlns:wpg="http://schemas.microsoft.com/office/word/2010/wordprocessingGroup" xmlns:wpi="http://schemas.microsoft.com/office/word/2010/wordprocessingInk" xmlns:wps="http://schemas.microsoft.com/office/word/2010/wordprocessingShape" mc:Ignorable="w14 wp14">
+  <w:p>
+    <w:pPr>
+      <w:pStyle w:val="Footer"/>
+    </w:pPr>
+  </w:p>
+</w:ftr>
+</file>
+
+<file path=word/footer3.xml><?xml version="1.0" encoding="utf-8"?>
+<w:ftr xmlns:m="http://schemas.openxmlformats.org/officeDocument/2006/math" xmlns:mc="http://schemas.openxmlformats.org/markup-compatibility/2006" xmlns:mo="http://schemas.microsoft.com/office/mac/office/2008/main" xmlns:mv="urn:schemas-microsoft-com:mac:vml" xmlns:o="urn:schemas-microsoft-com:office:office" xmlns:r="http://schemas.openxmlformats.org/officeDocument/2006/relationships" xmlns:v="urn:schemas-microsoft-com:vml" xmlns:w10="urn:schemas-microsoft-com:office:word" xmlns:w14="http://schemas.microsoft.com/office/word/2010/wordml" xmlns:w="http://schemas.openxmlformats.org/wordprocessingml/2006/main" xmlns:wne="http://schemas.microsoft.com/office/word/2006/wordml" xmlns:wp14="http://schemas.microsoft.com/office/word/2010/wordprocessingDrawing" xmlns:wp="http://schemas.openxmlformats.org/drawingml/2006/wordprocessingDrawing" xmlns:wpc="http://schemas.microsoft.com/office/word/2010/wordprocessingCanvas" xmlns:wpg="http://schemas.microsoft.com/office/word/2010/wordprocessingGroup" xmlns:wpi="http://schemas.microsoft.com/office/word/2010/wordprocessingInk" xmlns:wps="http://schemas.microsoft.com/office/word/2010/wordprocessingShape" mc:Ignorable="w14 wp14">
+  <w:p>
+    <w:pPr>
+      <w:pStyle w:val="Footer"/>
+    </w:pPr>
+  </w:p>
+</w:ftr>
+</file>
+
+<file path=word/header1.xml><?xml version="1.0" encoding="utf-8"?>
+<w:hdr xmlns:m="http://schemas.openxmlformats.org/officeDocument/2006/math" xmlns:mc="http://schemas.openxmlformats.org/markup-compatibility/2006" xmlns:mo="http://schemas.microsoft.com/office/mac/office/2008/main" xmlns:mv="urn:schemas-microsoft-com:mac:vml" xmlns:o="urn:schemas-microsoft-com:office:office" xmlns:r="http://schemas.openxmlformats.org/officeDocument/2006/relationships" xmlns:v="urn:schemas-microsoft-com:vml" xmlns:w10="urn:schemas-microsoft-com:office:word" xmlns:w14="http://schemas.microsoft.com/office/word/2010/wordml" xmlns:w="http://schemas.openxmlformats.org/wordprocessingml/2006/main" xmlns:wne="http://schemas.microsoft.com/office/word/2006/wordml" xmlns:wp14="http://schemas.microsoft.com/office/word/2010/wordprocessingDrawing" xmlns:wp="http://schemas.openxmlformats.org/drawingml/2006/wordprocessingDrawing" xmlns:wpc="http://schemas.microsoft.com/office/word/2010/wordprocessingCanvas" xmlns:wpg="http://schemas.microsoft.com/office/word/2010/wordprocessingGroup" xmlns:wpi="http://schemas.microsoft.com/office/word/2010/wordprocessingInk" xmlns:wps="http://schemas.microsoft.com/office/word/2010/wordprocessingShape" mc:Ignorable="w14 wp14">
+  <w:p>
+    <w:pPr>
+      <w:pStyle w:val="Header"/>
+    </w:pPr>
+  </w:p>
+</w:hdr>
+</file>
+
+<file path=word/header2.xml><?xml version="1.0" encoding="utf-8"?>
+<w:hdr xmlns:m="http://schemas.openxmlformats.org/officeDocument/2006/math" xmlns:mc="http://schemas.openxmlformats.org/markup-compatibility/2006" xmlns:mo="http://schemas.microsoft.com/office/mac/office/2008/main" xmlns:mv="urn:schemas-microsoft-com:mac:vml" xmlns:o="urn:schemas-microsoft-com:office:office" xmlns:r="http://schemas.openxmlformats.org/officeDocument/2006/relationships" xmlns:v="urn:schemas-microsoft-com:vml" xmlns:w10="urn:schemas-microsoft-com:office:word" xmlns:w14="http://schemas.microsoft.com/office/word/2010/wordml" xmlns:w="http://schemas.openxmlformats.org/wordprocessingml/2006/main" xmlns:wne="http://schemas.microsoft.com/office/word/2006/wordml" xmlns:wp14="http://schemas.microsoft.com/office/word/2010/wordprocessingDrawing" xmlns:wp="http://schemas.openxmlformats.org/drawingml/2006/wordprocessingDrawing" xmlns:wpc="http://schemas.microsoft.com/office/word/2010/wordprocessingCanvas" xmlns:wpg="http://schemas.microsoft.com/office/word/2010/wordprocessingGroup" xmlns:wpi="http://schemas.microsoft.com/office/word/2010/wordprocessingInk" xmlns:wps="http://schemas.microsoft.com/office/word/2010/wordprocessingShape" mc:Ignorable="w14 wp14">
+  <w:p>
+    <w:pPr>
+      <w:pStyle w:val="Header"/>
+    </w:pPr>
+  </w:p>
+</w:hdr>
+</file>
+
+<file path=word/header3.xml><?xml version="1.0" encoding="utf-8"?>
+<w:hdr xmlns:m="http://schemas.openxmlformats.org/officeDocument/2006/math" xmlns:mc="http://schemas.openxmlformats.org/markup-compatibility/2006" xmlns:mo="http://schemas.microsoft.com/office/mac/office/2008/main" xmlns:mv="urn:schemas-microsoft-com:mac:vml" xmlns:o="urn:schemas-microsoft-com:office:office" xmlns:r="http://schemas.openxmlformats.org/officeDocument/2006/relationships" xmlns:v="urn:schemas-microsoft-com:vml" xmlns:w10="urn:schemas-microsoft-com:office:word" xmlns:w14="http://schemas.microsoft.com/office/word/2010/wordml" xmlns:w="http://schemas.openxmlformats.org/wordprocessingml/2006/main" xmlns:wne="http://schemas.microsoft.com/office/word/2006/wordml" xmlns:wp14="http://schemas.microsoft.com/office/word/2010/wordprocessingDrawing" xmlns:wp="http://schemas.openxmlformats.org/drawingml/2006/wordprocessingDrawing" xmlns:wpc="http://schemas.microsoft.com/office/word/2010/wordprocessingCanvas" xmlns:wpg="http://schemas.microsoft.com/office/word/2010/wordprocessingGroup" xmlns:wpi="http://schemas.microsoft.com/office/word/2010/wordprocessingInk" xmlns:wps="http://schemas.microsoft.com/office/word/2010/wordprocessingShape" mc:Ignorable="w14 wp14">
+  <w:p>
+    <w:pPr>
+      <w:pStyle w:val="Header"/>
+    </w:pPr>
+  </w:p>
+</w:hdr>
 </file>
 
 <file path=word/numbering.xml><?xml version="1.0" encoding="utf-8"?>
